--- a/module4_nonIT/M4-nonIT_Fiche_pedagogique.docx
+++ b/module4_nonIT/M4-nonIT_Fiche_pedagogique.docx
@@ -243,7 +243,7 @@
           </w:tcPr>
           <w:p>
             <w:r>
-              <w:t>8h00 – 17h00, soit 6h45 de formation hors pauses et déjeuner</w:t>
+              <w:t>8h00 – 17h00, soit 7h30 hors pauses et déjeuner (6h55 de capsules et de labs)</w:t>
             </w:r>
           </w:p>
         </w:tc>
@@ -514,6 +514,7 @@
         </w:numPr>
       </w:pPr>
       <w:r>
+        <w:lastRenderedPageBreak/>
         <w:t>améliorer le résumé de sa thèse avec l'IA, en vérifiant l'exactitude de chaque affirmation, et répondre aux critiques d'un relecteur ;</w:t>
       </w:r>
     </w:p>
@@ -526,7 +527,6 @@
         </w:numPr>
       </w:pPr>
       <w:r>
-        <w:lastRenderedPageBreak/>
         <w:t>distinguer les principaux assistants IA (Gemini Notebook, Gemini, Claude, Grok) et choisir le plus adapté à une tâche de recherche ;</w:t>
       </w:r>
     </w:p>
@@ -540,6 +540,30 @@
       </w:pPr>
       <w:r>
         <w:t>rechercher et vérifier des références avec des moteurs académiques assistés par IA (Semantic Scholar, Consensus…) ;</w:t>
+      </w:r>
+    </w:p>
+    <w:p>
+      <w:pPr>
+        <w:pStyle w:val="Paragraphedeliste"/>
+        <w:numPr>
+          <w:ilvl w:val="0"/>
+          <w:numId w:val="2"/>
+        </w:numPr>
+      </w:pPr>
+      <w:r>
+        <w:t>trouver un sujet de recherche avec l'aide de l'IA : explorer un domaine, repérer et vérifier des gaps dans la littérature, formuler une question de recherche et la tester (FINER) ;</w:t>
+      </w:r>
+    </w:p>
+    <w:p>
+      <w:pPr>
+        <w:pStyle w:val="Paragraphedeliste"/>
+        <w:numPr>
+          <w:ilvl w:val="0"/>
+          <w:numId w:val="2"/>
+        </w:numPr>
+      </w:pPr>
+      <w:r>
+        <w:t>reconnaître les signaux d'un article généré par l'IA ou publié dans une revue prédatrice, et éviter de produire soi-même un texte rédigé par l'IA ;</w:t>
       </w:r>
     </w:p>
     <w:p>
@@ -864,7 +888,8 @@
                 <w:b/>
                 <w:bCs/>
               </w:rPr>
-              <w:t>R · Recherche assistée par IA</w:t>
+              <w:lastRenderedPageBreak/>
+              <w:t>R · Trouver son sujet de recherche</w:t>
             </w:r>
           </w:p>
         </w:tc>
@@ -886,7 +911,10 @@
           </w:tcPr>
           <w:p>
             <w:r>
-              <w:t>Chatbot ou moteur académique ; Semantic Scholar, Consensus, Elicit, ResearchRabbit, SciSpace, Scite ; Deep Research ; vérification des références</w:t>
+              <w:t>Chatbot ou moteur académique ; Semantic Scholar, Consensus, Elicit, ResearchRabbit, SciSpace, Scite ; Deep Research ; vérification des références. Trouver un sujet en 5 étapes (domaine, exploration, cartographie, gaps, question), test FINER, six types de gaps, méthode en 4 étapes (cartographier, tabuler, lire les limites, tester), prompts. Articles pièges : phrases torturées, restes de chatbot, revues prédatrices, outils de vérification (DOAJ, Retraction Watch, PubPeer) ; ne pas produire soi-même un article</w:t>
+            </w:r>
+            <w:r>
+              <w:t xml:space="preserve"> rédigé par l'IA</w:t>
             </w:r>
           </w:p>
         </w:tc>
@@ -1104,7 +1132,6 @@
                 <w:b/>
                 <w:bCs/>
               </w:rPr>
-              <w:lastRenderedPageBreak/>
               <w:t>T5 · IA agentique</w:t>
             </w:r>
           </w:p>
@@ -1162,7 +1189,7 @@
         </w:numPr>
       </w:pPr>
       <w:r>
-        <w:t>Cinq capsules théoriques courtes, chacune suivie immédiatement d'un lab d'application et d'une mise en commun.</w:t>
+        <w:t>Six capsules théoriques courtes (T1 à T5 et R), chacune suivie immédiatement d'un lab d'application et d'une mise en commun.</w:t>
       </w:r>
     </w:p>
     <w:p>
@@ -1360,7 +1387,7 @@
                 <w:b/>
                 <w:bCs/>
               </w:rPr>
-              <w:t>8h00 – 8h20</w:t>
+              <w:t>8h00 – 8h15</w:t>
             </w:r>
           </w:p>
         </w:tc>
@@ -1442,7 +1469,7 @@
                 <w:b/>
                 <w:bCs/>
               </w:rPr>
-              <w:t>8h20 – 9h00</w:t>
+              <w:t>8h15 – 8h45</w:t>
             </w:r>
           </w:p>
         </w:tc>
@@ -1524,7 +1551,8 @@
                 <w:b/>
                 <w:bCs/>
               </w:rPr>
-              <w:t>9h00 – 10h05</w:t>
+              <w:lastRenderedPageBreak/>
+              <w:t>8h45 – 9h45</w:t>
             </w:r>
           </w:p>
         </w:tc>
@@ -1606,7 +1634,7 @@
                 <w:b/>
                 <w:bCs/>
               </w:rPr>
-              <w:t>10h20 – 10h40</w:t>
+              <w:t>10h00 – 11h00</w:t>
             </w:r>
           </w:p>
         </w:tc>
@@ -1628,7 +1656,7 @@
           </w:tcPr>
           <w:p>
             <w:r>
-              <w:t>La recherche scientifique assistée par IA</w:t>
+              <w:t>R · Trouver son sujet de recherche (gaps, articles pièges) + Lab R · Du domaine au gap</w:t>
             </w:r>
           </w:p>
         </w:tc>
@@ -1650,7 +1678,7 @@
           </w:tcPr>
           <w:p>
             <w:r>
-              <w:t>Théorie</w:t>
+              <w:t>Théorie + pratique</w:t>
             </w:r>
           </w:p>
         </w:tc>
@@ -1688,7 +1716,7 @@
                 <w:b/>
                 <w:bCs/>
               </w:rPr>
-              <w:t>10h40 – 12h00</w:t>
+              <w:t>11h00 – 12h00</w:t>
             </w:r>
           </w:p>
         </w:tc>
@@ -1770,7 +1798,7 @@
                 <w:b/>
                 <w:bCs/>
               </w:rPr>
-              <w:t>13h00 – 13h55</w:t>
+              <w:t>13h00 – 13h50</w:t>
             </w:r>
           </w:p>
         </w:tc>
@@ -1852,7 +1880,7 @@
                 <w:b/>
                 <w:bCs/>
               </w:rPr>
-              <w:t>13h55 – 14h50</w:t>
+              <w:t>13h50 – 14h40</w:t>
             </w:r>
           </w:p>
         </w:tc>
@@ -1934,7 +1962,7 @@
                 <w:b/>
                 <w:bCs/>
               </w:rPr>
-              <w:t>15h05 – 15h55</w:t>
+              <w:t>14h55 – 15h45</w:t>
             </w:r>
           </w:p>
         </w:tc>
@@ -2016,7 +2044,7 @@
                 <w:b/>
                 <w:bCs/>
               </w:rPr>
-              <w:t>15h55 – 16h45</w:t>
+              <w:t>15h45 – 16h40</w:t>
             </w:r>
           </w:p>
         </w:tc>
@@ -2098,7 +2126,7 @@
                 <w:b/>
                 <w:bCs/>
               </w:rPr>
-              <w:t>16h45 – 17h00</w:t>
+              <w:t>16h40 – 17h00</w:t>
             </w:r>
           </w:p>
         </w:tc>
@@ -2155,7 +2183,7 @@
           <w:iCs/>
           <w:color w:val="6B7C82"/>
         </w:rPr>
-        <w:t>Pauses : 10h05 – 10h20 et 14h50 – 15h05 · Déjeuner : 12h00 – 13h00 · Environ 61 % de pratique et 39 % de théorie</w:t>
+        <w:t>Pauses : 9h45 – 10h00 et 14h40 – 14h55 · Déjeuner : 12h00 – 13h00 · Théorie 2h40 (39 %), pratique 4h15 (61 %) · Chronogramme détaillé et prérequis : document M4-nonIT_Chronogramme_et_prerequis</w:t>
       </w:r>
     </w:p>
     <w:p>
@@ -2168,7 +2196,7 @@
     </w:p>
     <w:p>
       <w:r>
-        <w:t>Exercice guidé du J4 (conformément aux TDR) : les fiches 0 à 5 du cahier de labs, notées sur 20 selon une grille centrée sur la démarche de vérification. La fiche 5 sert de base à la présentation du cas d'usage personnel au J5.</w:t>
+        <w:t>Exercice guidé du J4 (conformément aux TDR) : les fiches 0, R et 1 à 5 du cahier de labs, notées sur 20 selon une grille centrée sur la démarche de vérification. La fiche 5 sert de base à la présentation du cas d'usage personnel au J5.</w:t>
       </w:r>
     </w:p>
     <w:p>
@@ -2177,6 +2205,18 @@
       </w:pPr>
       <w:r>
         <w:t>9. Productions des participantes</w:t>
+      </w:r>
+    </w:p>
+    <w:p>
+      <w:pPr>
+        <w:pStyle w:val="Paragraphedeliste"/>
+        <w:numPr>
+          <w:ilvl w:val="0"/>
+          <w:numId w:val="3"/>
+        </w:numPr>
+      </w:pPr>
+      <w:r>
+        <w:t>3 gaps de recherche vérifiés et une question de recherche argumentée ;</w:t>
       </w:r>
     </w:p>
     <w:p>
@@ -2371,6 +2411,7 @@
                 <w:b/>
                 <w:bCs/>
               </w:rPr>
+              <w:lastRenderedPageBreak/>
               <w:t>Pack commun (accès libre)</w:t>
             </w:r>
           </w:p>
@@ -2452,7 +2493,7 @@
           </w:tcPr>
           <w:p>
             <w:r>
-              <w:t>Gemini Notebook (ex-NotebookLM), Gemini, Claude, Grok, ChatGPT ; Semantic Scholar, Consensus, Elicit, ResearchRabbit, Connected Papers, SciSpace, Google Scholar</w:t>
+              <w:t>Gemini Notebook (ex-NotebookLM), Gemini, Claude, Grok, ChatGPT ; Semantic Scholar, Consensus, Elicit, ResearchRabbit, Connected Papers, SciSpace, Google Scholar ; DOAJ, Retraction Watch Database, PubPeer</w:t>
             </w:r>
           </w:p>
         </w:tc>
@@ -2590,7 +2631,7 @@
         </w:numPr>
       </w:pPr>
       <w:r>
-        <w:t>Braun, V. &amp; Clarke, V. (2006). Using thematic analysis in psychology. Qualitative Research in Psychology, 3(2), 77-101.</w:t>
+        <w:t>Cabanac, G., Labbé, C. &amp; Magazinov, A. (2021). Tortured phrases: A dubious writing style emerging in science. Evidence of critical issues affecting established journals. arXiv:2107.06751.</w:t>
       </w:r>
     </w:p>
     <w:p>
@@ -2602,7 +2643,7 @@
         </w:numPr>
       </w:pPr>
       <w:r>
-        <w:t>COPE – Committee on Publication Ethics (2023). Authorship and AI tools. Position statement.</w:t>
+        <w:t>Müller-Bloch, C. &amp; Kranz, J. (2015). A framework for rigorously identifying research gaps in qualitative literature reviews. Proceedings of the International Conference on Information Systems (ICIS).</w:t>
       </w:r>
     </w:p>
     <w:p>
@@ -2614,7 +2655,7 @@
         </w:numPr>
       </w:pPr>
       <w:r>
-        <w:t>UNESCO (2024). Orientations pour l'IA générative dans l'éducation et la recherche. Paris : UNESCO. https://doi.org/10.54675/HBCX3851</w:t>
+        <w:t>Braun, V. &amp; Clarke, V. (2006). Using thematic analysis in psychology. Qualitative Research in Psychology, 3(2), 77-101.</w:t>
       </w:r>
     </w:p>
     <w:p>
@@ -2626,7 +2667,7 @@
         </w:numPr>
       </w:pPr>
       <w:r>
-        <w:t>OMS (2016). Global report on diabetes. Genève : OMS.</w:t>
+        <w:t>COPE – Committee on Publication Ethics (2023). Authorship and AI tools. Position statement.</w:t>
       </w:r>
     </w:p>
     <w:p>
@@ -2638,7 +2679,7 @@
         </w:numPr>
       </w:pPr>
       <w:r>
-        <w:t>Ministère de la Planification du Togo, ministère de la Santé et ICF International (2015). Enquête démographique et de santé au Togo 2013-2014.</w:t>
+        <w:t>UNESCO (2024). Orientations pour l'IA générative dans l'éducation et la recherche. Paris : UNESCO. https://doi.org/10.54675/HBCX3851</w:t>
       </w:r>
     </w:p>
     <w:p>
@@ -2650,6 +2691,31 @@
         </w:numPr>
       </w:pPr>
       <w:r>
+        <w:t>OMS (2016). Global report on diabetes. Genève : OMS.</w:t>
+      </w:r>
+    </w:p>
+    <w:p>
+      <w:pPr>
+        <w:pStyle w:val="Paragraphedeliste"/>
+        <w:numPr>
+          <w:ilvl w:val="0"/>
+          <w:numId w:val="3"/>
+        </w:numPr>
+      </w:pPr>
+      <w:r>
+        <w:t>Ministère de la Planification du Togo, ministère de la Santé et ICF International (2015). Enquête démographique et de santé au Togo 2013-2014.</w:t>
+      </w:r>
+    </w:p>
+    <w:p>
+      <w:pPr>
+        <w:pStyle w:val="Paragraphedeliste"/>
+        <w:numPr>
+          <w:ilvl w:val="0"/>
+          <w:numId w:val="3"/>
+        </w:numPr>
+      </w:pPr>
+      <w:r>
+        <w:lastRenderedPageBreak/>
         <w:t>OMS (2017). Directives sur la qualité de l'eau de boisson, 4e édition intégrant le premier additif. Genève : OMS.</w:t>
       </w:r>
     </w:p>
@@ -2776,10 +2842,10 @@
 <file path=word/numbering.xml><?xml version="1.0" encoding="utf-8"?>
 <w:numbering xmlns:wpc="http://schemas.microsoft.com/office/word/2010/wordprocessingCanvas" xmlns:cx="http://schemas.microsoft.com/office/drawing/2014/chartex" xmlns:cx1="http://schemas.microsoft.com/office/drawing/2015/9/8/chartex" xmlns:cx2="http://schemas.microsoft.com/office/drawing/2015/10/21/chartex" xmlns:cx3="http://schemas.microsoft.com/office/drawing/2016/5/9/chartex" xmlns:cx4="http://schemas.microsoft.com/office/drawing/2016/5/10/chartex" xmlns:cx5="http://schemas.microsoft.com/office/drawing/2016/5/11/chartex" xmlns:cx6="http://schemas.microsoft.com/office/drawing/2016/5/12/chartex" xmlns:cx7="http://schemas.microsoft.com/office/drawing/2016/5/13/chartex" xmlns:cx8="http://schemas.microsoft.com/office/drawing/2016/5/14/chartex" xmlns:mc="http://schemas.openxmlformats.org/markup-compatibility/2006" xmlns:aink="http://schemas.microsoft.com/office/drawing/2016/ink" xmlns:am3d="http://schemas.microsoft.com/office/drawing/2017/model3d" xmlns:o="urn:schemas-microsoft-com:office:office" xmlns:oel="http://schemas.microsoft.com/office/2019/extlst" xmlns:r="http://schemas.openxmlformats.org/officeDocument/2006/relationships" xmlns:m="http://schemas.openxmlformats.org/officeDocument/2006/math" xmlns:v="urn:schemas-microsoft-com:vml" xmlns:wp14="http://schemas.microsoft.com/office/word/2010/wordprocessingDrawing" xmlns:wp="http://schemas.openxmlformats.org/drawingml/2006/wordprocessingDrawing" xmlns:w10="urn:schemas-microsoft-com:office:word" xmlns:w="http://schemas.openxmlformats.org/wordprocessingml/2006/main" xmlns:w14="http://schemas.microsoft.com/office/word/2010/wordml" xmlns:w15="http://schemas.microsoft.com/office/word/2012/wordml" xmlns:w16cex="http://schemas.microsoft.com/office/word/2018/wordml/cex" xmlns:w16cid="http://schemas.microsoft.com/office/word/2016/wordml/cid" xmlns:w16="http://schemas.microsoft.com/office/word/2018/wordml" xmlns:w16du="http://schemas.microsoft.com/office/word/2023/wordml/word16du" xmlns:w16sdtdh="http://schemas.microsoft.com/office/word/2020/wordml/sdtdatahash" xmlns:w16sdtfl="http://schemas.microsoft.com/office/word/2024/wordml/sdtformatlock" xmlns:w16se="http://schemas.microsoft.com/office/word/2015/wordml/symex" xmlns:wpg="http://schemas.microsoft.com/office/word/2010/wordprocessingGroup" xmlns:wpi="http://schemas.microsoft.com/office/word/2010/wordprocessingInk" xmlns:wne="http://schemas.microsoft.com/office/word/2006/wordml" xmlns:wps="http://schemas.microsoft.com/office/word/2010/wordprocessingShape" mc:Ignorable="w14 w15 w16se w16cid w16 w16cex w16sdtdh w16sdtfl w16du wp14">
   <w:abstractNum w:abstractNumId="0" w15:restartNumberingAfterBreak="0">
-    <w:nsid w:val="30D33F34"/>
+    <w:nsid w:val="188F5135"/>
     <w:multiLevelType w:val="hybridMultilevel"/>
-    <w:tmpl w:val="D9DA3BD4"/>
-    <w:lvl w:ilvl="0" w:tplc="8FB6DCEE">
+    <w:tmpl w:val="6298C298"/>
+    <w:lvl w:ilvl="0" w:tplc="C1ECFF32">
       <w:start w:val="1"/>
       <w:numFmt w:val="bullet"/>
       <w:lvlText w:val="•"/>
@@ -2788,138 +2854,52 @@
         <w:ind w:left="540" w:hanging="270"/>
       </w:pPr>
     </w:lvl>
-    <w:lvl w:ilvl="1" w:tplc="253252AA">
+    <w:lvl w:ilvl="1" w:tplc="E2F0D630">
       <w:numFmt w:val="decimal"/>
       <w:lvlText w:val=""/>
       <w:lvlJc w:val="left"/>
     </w:lvl>
-    <w:lvl w:ilvl="2" w:tplc="9A7619C2">
+    <w:lvl w:ilvl="2" w:tplc="899809D2">
       <w:numFmt w:val="decimal"/>
       <w:lvlText w:val=""/>
       <w:lvlJc w:val="left"/>
     </w:lvl>
-    <w:lvl w:ilvl="3" w:tplc="A3266CAE">
+    <w:lvl w:ilvl="3" w:tplc="14960C24">
       <w:numFmt w:val="decimal"/>
       <w:lvlText w:val=""/>
       <w:lvlJc w:val="left"/>
     </w:lvl>
-    <w:lvl w:ilvl="4" w:tplc="D206A7C6">
+    <w:lvl w:ilvl="4" w:tplc="2D30F9EA">
       <w:numFmt w:val="decimal"/>
       <w:lvlText w:val=""/>
       <w:lvlJc w:val="left"/>
     </w:lvl>
-    <w:lvl w:ilvl="5" w:tplc="FD88D214">
+    <w:lvl w:ilvl="5" w:tplc="3A0AE04E">
       <w:numFmt w:val="decimal"/>
       <w:lvlText w:val=""/>
       <w:lvlJc w:val="left"/>
     </w:lvl>
-    <w:lvl w:ilvl="6" w:tplc="D1788A06">
+    <w:lvl w:ilvl="6" w:tplc="C2723DCC">
       <w:numFmt w:val="decimal"/>
       <w:lvlText w:val=""/>
       <w:lvlJc w:val="left"/>
     </w:lvl>
-    <w:lvl w:ilvl="7" w:tplc="8834BD78">
+    <w:lvl w:ilvl="7" w:tplc="2F46DCFE">
       <w:numFmt w:val="decimal"/>
       <w:lvlText w:val=""/>
       <w:lvlJc w:val="left"/>
     </w:lvl>
-    <w:lvl w:ilvl="8" w:tplc="41DC0302">
+    <w:lvl w:ilvl="8" w:tplc="79647658">
       <w:numFmt w:val="decimal"/>
       <w:lvlText w:val=""/>
       <w:lvlJc w:val="left"/>
     </w:lvl>
   </w:abstractNum>
   <w:abstractNum w:abstractNumId="1" w15:restartNumberingAfterBreak="0">
-    <w:nsid w:val="4E9E3BA6"/>
+    <w:nsid w:val="239D7BEB"/>
     <w:multiLevelType w:val="hybridMultilevel"/>
-    <w:tmpl w:val="324E6252"/>
-    <w:lvl w:ilvl="0" w:tplc="5ADC35E6">
-      <w:start w:val="1"/>
-      <w:numFmt w:val="bullet"/>
-      <w:lvlText w:val="●"/>
-      <w:lvlJc w:val="left"/>
-      <w:pPr>
-        <w:ind w:left="720" w:hanging="360"/>
-      </w:pPr>
-    </w:lvl>
-    <w:lvl w:ilvl="1" w:tplc="192867A6">
-      <w:start w:val="1"/>
-      <w:numFmt w:val="bullet"/>
-      <w:lvlText w:val="○"/>
-      <w:lvlJc w:val="left"/>
-      <w:pPr>
-        <w:ind w:left="1440" w:hanging="360"/>
-      </w:pPr>
-    </w:lvl>
-    <w:lvl w:ilvl="2" w:tplc="A9884DEA">
-      <w:start w:val="1"/>
-      <w:numFmt w:val="bullet"/>
-      <w:lvlText w:val="■"/>
-      <w:lvlJc w:val="left"/>
-      <w:pPr>
-        <w:ind w:left="2160" w:hanging="360"/>
-      </w:pPr>
-    </w:lvl>
-    <w:lvl w:ilvl="3" w:tplc="7EFCF584">
-      <w:start w:val="1"/>
-      <w:numFmt w:val="bullet"/>
-      <w:lvlText w:val="●"/>
-      <w:lvlJc w:val="left"/>
-      <w:pPr>
-        <w:ind w:left="2880" w:hanging="360"/>
-      </w:pPr>
-    </w:lvl>
-    <w:lvl w:ilvl="4" w:tplc="52BA356E">
-      <w:start w:val="1"/>
-      <w:numFmt w:val="bullet"/>
-      <w:lvlText w:val="○"/>
-      <w:lvlJc w:val="left"/>
-      <w:pPr>
-        <w:ind w:left="3600" w:hanging="360"/>
-      </w:pPr>
-    </w:lvl>
-    <w:lvl w:ilvl="5" w:tplc="1B469276">
-      <w:start w:val="1"/>
-      <w:numFmt w:val="bullet"/>
-      <w:lvlText w:val="■"/>
-      <w:lvlJc w:val="left"/>
-      <w:pPr>
-        <w:ind w:left="4320" w:hanging="360"/>
-      </w:pPr>
-    </w:lvl>
-    <w:lvl w:ilvl="6" w:tplc="366EAC2E">
-      <w:start w:val="1"/>
-      <w:numFmt w:val="bullet"/>
-      <w:lvlText w:val="●"/>
-      <w:lvlJc w:val="left"/>
-      <w:pPr>
-        <w:ind w:left="5040" w:hanging="360"/>
-      </w:pPr>
-    </w:lvl>
-    <w:lvl w:ilvl="7" w:tplc="E27C2E02">
-      <w:start w:val="1"/>
-      <w:numFmt w:val="bullet"/>
-      <w:lvlText w:val="●"/>
-      <w:lvlJc w:val="left"/>
-      <w:pPr>
-        <w:ind w:left="5760" w:hanging="360"/>
-      </w:pPr>
-    </w:lvl>
-    <w:lvl w:ilvl="8" w:tplc="7AAA2834">
-      <w:start w:val="1"/>
-      <w:numFmt w:val="bullet"/>
-      <w:lvlText w:val="●"/>
-      <w:lvlJc w:val="left"/>
-      <w:pPr>
-        <w:ind w:left="6480" w:hanging="360"/>
-      </w:pPr>
-    </w:lvl>
-  </w:abstractNum>
-  <w:abstractNum w:abstractNumId="2" w15:restartNumberingAfterBreak="0">
-    <w:nsid w:val="740B2162"/>
-    <w:multiLevelType w:val="hybridMultilevel"/>
-    <w:tmpl w:val="DE284366"/>
-    <w:lvl w:ilvl="0" w:tplc="FF38ADFA">
+    <w:tmpl w:val="6146535E"/>
+    <w:lvl w:ilvl="0" w:tplc="92AC6D52">
       <w:start w:val="1"/>
       <w:numFmt w:val="decimal"/>
       <w:lvlText w:val="%1."/>
@@ -2928,60 +2908,146 @@
         <w:ind w:left="540" w:hanging="300"/>
       </w:pPr>
     </w:lvl>
-    <w:lvl w:ilvl="1" w:tplc="BF7457E2">
+    <w:lvl w:ilvl="1" w:tplc="63949BA2">
       <w:numFmt w:val="decimal"/>
       <w:lvlText w:val=""/>
       <w:lvlJc w:val="left"/>
     </w:lvl>
-    <w:lvl w:ilvl="2" w:tplc="12E2A92C">
+    <w:lvl w:ilvl="2" w:tplc="19DED1A4">
       <w:numFmt w:val="decimal"/>
       <w:lvlText w:val=""/>
       <w:lvlJc w:val="left"/>
     </w:lvl>
-    <w:lvl w:ilvl="3" w:tplc="8AAEA28A">
+    <w:lvl w:ilvl="3" w:tplc="FC0CEEF4">
       <w:numFmt w:val="decimal"/>
       <w:lvlText w:val=""/>
       <w:lvlJc w:val="left"/>
     </w:lvl>
-    <w:lvl w:ilvl="4" w:tplc="0BCAC200">
+    <w:lvl w:ilvl="4" w:tplc="992A511C">
       <w:numFmt w:val="decimal"/>
       <w:lvlText w:val=""/>
       <w:lvlJc w:val="left"/>
     </w:lvl>
-    <w:lvl w:ilvl="5" w:tplc="13B8D534">
+    <w:lvl w:ilvl="5" w:tplc="3676CB36">
       <w:numFmt w:val="decimal"/>
       <w:lvlText w:val=""/>
       <w:lvlJc w:val="left"/>
     </w:lvl>
-    <w:lvl w:ilvl="6" w:tplc="DD603D50">
+    <w:lvl w:ilvl="6" w:tplc="6B26108C">
       <w:numFmt w:val="decimal"/>
       <w:lvlText w:val=""/>
       <w:lvlJc w:val="left"/>
     </w:lvl>
-    <w:lvl w:ilvl="7" w:tplc="8F1CB9AC">
+    <w:lvl w:ilvl="7" w:tplc="124AFCA8">
       <w:numFmt w:val="decimal"/>
       <w:lvlText w:val=""/>
       <w:lvlJc w:val="left"/>
     </w:lvl>
-    <w:lvl w:ilvl="8" w:tplc="6CF21228">
+    <w:lvl w:ilvl="8" w:tplc="6C62851C">
       <w:numFmt w:val="decimal"/>
       <w:lvlText w:val=""/>
       <w:lvlJc w:val="left"/>
     </w:lvl>
   </w:abstractNum>
-  <w:num w:numId="1" w16cid:durableId="37509966">
+  <w:abstractNum w:abstractNumId="2" w15:restartNumberingAfterBreak="0">
+    <w:nsid w:val="7B135B6B"/>
+    <w:multiLevelType w:val="hybridMultilevel"/>
+    <w:tmpl w:val="C6D8BF7C"/>
+    <w:lvl w:ilvl="0" w:tplc="6A58254E">
+      <w:start w:val="1"/>
+      <w:numFmt w:val="bullet"/>
+      <w:lvlText w:val="●"/>
+      <w:lvlJc w:val="left"/>
+      <w:pPr>
+        <w:ind w:left="720" w:hanging="360"/>
+      </w:pPr>
+    </w:lvl>
+    <w:lvl w:ilvl="1" w:tplc="8C7AA2CA">
+      <w:start w:val="1"/>
+      <w:numFmt w:val="bullet"/>
+      <w:lvlText w:val="○"/>
+      <w:lvlJc w:val="left"/>
+      <w:pPr>
+        <w:ind w:left="1440" w:hanging="360"/>
+      </w:pPr>
+    </w:lvl>
+    <w:lvl w:ilvl="2" w:tplc="B1BE5D62">
+      <w:start w:val="1"/>
+      <w:numFmt w:val="bullet"/>
+      <w:lvlText w:val="■"/>
+      <w:lvlJc w:val="left"/>
+      <w:pPr>
+        <w:ind w:left="2160" w:hanging="360"/>
+      </w:pPr>
+    </w:lvl>
+    <w:lvl w:ilvl="3" w:tplc="F3745446">
+      <w:start w:val="1"/>
+      <w:numFmt w:val="bullet"/>
+      <w:lvlText w:val="●"/>
+      <w:lvlJc w:val="left"/>
+      <w:pPr>
+        <w:ind w:left="2880" w:hanging="360"/>
+      </w:pPr>
+    </w:lvl>
+    <w:lvl w:ilvl="4" w:tplc="6EDEC3E2">
+      <w:start w:val="1"/>
+      <w:numFmt w:val="bullet"/>
+      <w:lvlText w:val="○"/>
+      <w:lvlJc w:val="left"/>
+      <w:pPr>
+        <w:ind w:left="3600" w:hanging="360"/>
+      </w:pPr>
+    </w:lvl>
+    <w:lvl w:ilvl="5" w:tplc="5FA4B096">
+      <w:start w:val="1"/>
+      <w:numFmt w:val="bullet"/>
+      <w:lvlText w:val="■"/>
+      <w:lvlJc w:val="left"/>
+      <w:pPr>
+        <w:ind w:left="4320" w:hanging="360"/>
+      </w:pPr>
+    </w:lvl>
+    <w:lvl w:ilvl="6" w:tplc="E430A9F0">
+      <w:start w:val="1"/>
+      <w:numFmt w:val="bullet"/>
+      <w:lvlText w:val="●"/>
+      <w:lvlJc w:val="left"/>
+      <w:pPr>
+        <w:ind w:left="5040" w:hanging="360"/>
+      </w:pPr>
+    </w:lvl>
+    <w:lvl w:ilvl="7" w:tplc="F7620DFA">
+      <w:start w:val="1"/>
+      <w:numFmt w:val="bullet"/>
+      <w:lvlText w:val="●"/>
+      <w:lvlJc w:val="left"/>
+      <w:pPr>
+        <w:ind w:left="5760" w:hanging="360"/>
+      </w:pPr>
+    </w:lvl>
+    <w:lvl w:ilvl="8" w:tplc="A1641B26">
+      <w:start w:val="1"/>
+      <w:numFmt w:val="bullet"/>
+      <w:lvlText w:val="●"/>
+      <w:lvlJc w:val="left"/>
+      <w:pPr>
+        <w:ind w:left="6480" w:hanging="360"/>
+      </w:pPr>
+    </w:lvl>
+  </w:abstractNum>
+  <w:num w:numId="1" w16cid:durableId="1001391771">
+    <w:abstractNumId w:val="2"/>
+    <w:lvlOverride w:ilvl="0">
+      <w:startOverride w:val="1"/>
+    </w:lvlOverride>
+  </w:num>
+  <w:num w:numId="2" w16cid:durableId="2075204081">
     <w:abstractNumId w:val="1"/>
     <w:lvlOverride w:ilvl="0">
       <w:startOverride w:val="1"/>
     </w:lvlOverride>
   </w:num>
-  <w:num w:numId="2" w16cid:durableId="460346874">
-    <w:abstractNumId w:val="2"/>
-    <w:lvlOverride w:ilvl="0">
-      <w:startOverride w:val="1"/>
-    </w:lvlOverride>
-  </w:num>
-  <w:num w:numId="3" w16cid:durableId="266355241">
+  <w:num w:numId="3" w16cid:durableId="1843928534">
     <w:abstractNumId w:val="0"/>
     <w:lvlOverride w:ilvl="0">
       <w:startOverride w:val="1"/>
